--- a/doc/rapport-P_FUN.docx
+++ b/doc/rapport-P_FUN.docx
@@ -799,6 +799,9 @@
     </w:p>
     <w:p>
       <w:r>
+        <w:rPr>
+          <w:noProof/>
+        </w:rPr>
         <w:drawing>
           <wp:inline distT="0" distB="0" distL="0" distR="0" wp14:anchorId="5CB7981A" wp14:editId="0D4C7E30">
             <wp:extent cx="5760720" cy="4051300"/>
@@ -838,6 +841,9 @@
     </w:p>
     <w:p>
       <w:r>
+        <w:rPr>
+          <w:noProof/>
+        </w:rPr>
         <w:drawing>
           <wp:inline distT="0" distB="0" distL="0" distR="0" wp14:anchorId="3ABA5D3D" wp14:editId="2720B208">
             <wp:extent cx="5760720" cy="3813175"/>
@@ -863,6 +869,47 @@
                     <a:xfrm>
                       <a:off x="0" y="0"/>
                       <a:ext cx="5760720" cy="3813175"/>
+                    </a:xfrm>
+                    <a:prstGeom prst="rect">
+                      <a:avLst/>
+                    </a:prstGeom>
+                  </pic:spPr>
+                </pic:pic>
+              </a:graphicData>
+            </a:graphic>
+          </wp:inline>
+        </w:drawing>
+      </w:r>
+    </w:p>
+    <w:p/>
+    <w:p>
+      <w:r>
+        <w:lastRenderedPageBreak/>
+        <w:drawing>
+          <wp:inline distT="0" distB="0" distL="0" distR="0" wp14:anchorId="7A900A06" wp14:editId="16DFEAC0">
+            <wp:extent cx="5760720" cy="3441700"/>
+            <wp:effectExtent l="0" t="0" r="0" b="6350"/>
+            <wp:docPr id="1122832358" name="Image 1"/>
+            <wp:cNvGraphicFramePr>
+              <a:graphicFrameLocks xmlns:a="http://schemas.openxmlformats.org/drawingml/2006/main" noChangeAspect="1"/>
+            </wp:cNvGraphicFramePr>
+            <a:graphic xmlns:a="http://schemas.openxmlformats.org/drawingml/2006/main">
+              <a:graphicData uri="http://schemas.openxmlformats.org/drawingml/2006/picture">
+                <pic:pic xmlns:pic="http://schemas.openxmlformats.org/drawingml/2006/picture">
+                  <pic:nvPicPr>
+                    <pic:cNvPr id="1122832358" name=""/>
+                    <pic:cNvPicPr/>
+                  </pic:nvPicPr>
+                  <pic:blipFill>
+                    <a:blip r:embed="rId8"/>
+                    <a:stretch>
+                      <a:fillRect/>
+                    </a:stretch>
+                  </pic:blipFill>
+                  <pic:spPr>
+                    <a:xfrm>
+                      <a:off x="0" y="0"/>
+                      <a:ext cx="5760720" cy="3441700"/>
                     </a:xfrm>
                     <a:prstGeom prst="rect">
                       <a:avLst/>
@@ -2518,6 +2565,7 @@
   <w:style w:type="character" w:default="1" w:styleId="Policepardfaut">
     <w:name w:val="Default Paragraph Font"/>
     <w:uiPriority w:val="1"/>
+    <w:semiHidden/>
     <w:unhideWhenUsed/>
   </w:style>
   <w:style w:type="table" w:default="1" w:styleId="TableauNormal">
